--- a/documents/WorkersCompUserGuide.docx
+++ b/documents/WorkersCompUserGuide.docx
@@ -10818,13 +10818,7 @@
     </w:p>
     <w:p>
       <w:r>
-        <w:rPr>
-          <w:rFonts w:ascii="Segoe UI Emoji" w:hAnsi="Segoe UI Emoji" w:cs="Segoe UI Emoji"/>
-        </w:rPr>
-        <w:t>📷</w:t>
-      </w:r>
-      <w:r>
-        <w:t xml:space="preserve"> SCREENSHOT PLACEHOLDER Screen: Grouped policy list before submission Shows: The pre-submission policy list table with columns for Policy Group (the extracted prefix), Files (list of filenames with slot type icons), and Status (green "ready," amber "incomplete," or red "unmatched" badges). A count summary line shows "12 ready · 1 incomplete · 0 unmatched." A "Submit Upload" button is active.</w:t>
+        <w:t>Grouped policy list before submission Shows: The pre-submission policy list table with columns for Policy Group (the extracted prefix), Files (list of filenames with slot type icons), and Status (green "ready," amber "incomplete," or red "unmatched" badges). A count summary line shows "12 ready · 1 incomplete · 0 unmatched." A "Submit Upload" button is active.</w:t>
       </w:r>
     </w:p>
     <w:p>
@@ -11006,7 +11000,6 @@
           </w:tcPr>
           <w:p>
             <w:r>
-              <w:lastRenderedPageBreak/>
               <w:t>processing</w:t>
             </w:r>
           </w:p>
@@ -11048,6 +11041,7 @@
           </w:tcPr>
           <w:p>
             <w:r>
+              <w:lastRenderedPageBreak/>
               <w:t>complete</w:t>
             </w:r>
           </w:p>
@@ -11411,7 +11405,6 @@
                 <w:b/>
                 <w:bCs/>
               </w:rPr>
-              <w:lastRenderedPageBreak/>
               <w:t>Error Code</w:t>
             </w:r>
           </w:p>
@@ -11480,6 +11473,7 @@
           </w:tcPr>
           <w:p>
             <w:r>
+              <w:lastRenderedPageBreak/>
               <w:t>REQUIRED_FIELD_NULL</w:t>
             </w:r>
           </w:p>
@@ -11616,13 +11610,7 @@
     </w:tbl>
     <w:p>
       <w:r>
-        <w:rPr>
-          <w:rFonts w:ascii="Segoe UI Emoji" w:hAnsi="Segoe UI Emoji" w:cs="Segoe UI Emoji"/>
-        </w:rPr>
-        <w:t>📷</w:t>
-      </w:r>
-      <w:r>
-        <w:t xml:space="preserve"> SCREENSHOT PLACEHOLDER Screen: Exception dashboard with error log and skipped rows Shows: A tabbed interface with an "Error Log" tab and a "Skipped Rows" tab. The Error Log tab is active, showing a table with Row #, Field, Raw Value, Error Code, and Error Message columns. One or two example rows are visible with amber or red row highlights. Status badges show "Pending" for unresolved rows.</w:t>
+        <w:t>Exception dashboard with error log and skipped rows Shows: A tabbed interface with an "Error Log" tab and a "Skipped Rows" tab. The Error Log tab is active, showing a table with Row #, Field, Raw Value, Error Code, and Error Message columns. One or two example rows are visible with amber or red row highlights. Status badges show "Pending" for unresolved rows.</w:t>
       </w:r>
     </w:p>
     <w:p>
@@ -11760,13 +11748,7 @@
     </w:p>
     <w:p>
       <w:r>
-        <w:rPr>
-          <w:rFonts w:ascii="Segoe UI Emoji" w:hAnsi="Segoe UI Emoji" w:cs="Segoe UI Emoji"/>
-        </w:rPr>
-        <w:t>📷</w:t>
-      </w:r>
-      <w:r>
-        <w:t xml:space="preserve"> SCREENSHOT PLACEHOLDER Screen: Correct &amp; Re-ingest form Shows: A panel or modal displaying all field values from the original skipped row in editable form fields. The problematic field is highlighted. A "Submit" button and a "Cancel" button appear at the bottom. The skip reason is shown at the top of the panel.</w:t>
+        <w:t>Correct &amp; Re-ingest form Shows: A panel or modal displaying all field values from the original skipped row in editable form fields. The problematic field is highlighted. A "Submit" button and a "Cancel" button appear at the bottom. The skip reason is shown at the top of the panel.</w:t>
       </w:r>
     </w:p>
     <w:p>
@@ -11800,7 +11782,6 @@
     </w:p>
     <w:p>
       <w:r>
-        <w:lastRenderedPageBreak/>
         <w:pict w14:anchorId="35964B72">
           <v:rect id="_x0000_i2874" style="width:0;height:1.5pt" o:hralign="center" o:hrstd="t" o:hr="t" fillcolor="#a0a0a0" stroked="f"/>
         </w:pict>
@@ -11823,6 +11804,7 @@
     </w:p>
     <w:p>
       <w:r>
+        <w:lastRenderedPageBreak/>
         <w:t>In most cases, the calculation engine runs automatically after ingestion completes (if the engine mode is ON). However, you may sometimes need to trigger calculations manually — for example, after re-ingesting corrected rows, or if the automatic trigger did not fire.</w:t>
       </w:r>
     </w:p>
@@ -14001,13 +13983,7 @@
     </w:p>
     <w:p>
       <w:r>
-        <w:rPr>
-          <w:rFonts w:ascii="Segoe UI Emoji" w:hAnsi="Segoe UI Emoji" w:cs="Segoe UI Emoji"/>
-        </w:rPr>
-        <w:t>📷</w:t>
-      </w:r>
-      <w:r>
-        <w:t xml:space="preserve"> SCREENSHOT PLACEHOLDER Screen: Policy detail — Reviewer view (no action buttons visible) Shows: The policy detail page as seen by a Reviewer. The policy identity header, payroll comparison table, and premium variance summary are all visible. Crucially, there are no "Generate Report," "Run Calculation Engine," or "Rollback" buttons anywhere on the page — only read-only content and a "Download Report" button (if a report has already been generated).</w:t>
+        <w:t>Policy detail — Reviewer view (no action buttons visible) Shows: The policy detail page as seen by a Reviewer. The policy identity header, payroll comparison table, and premium variance summary are all visible. Crucially, there are no "Generate Report," "Run Calculation Engine," or "Rollback" buttons anywhere on the page — only read-only content and a "Download Report" button (if a report has already been generated).</w:t>
       </w:r>
     </w:p>
     <w:p>
